--- a/posts/classificationmetrics/index.docx
+++ b/posts/classificationmetrics/index.docx
@@ -52,7 +52,7 @@
         </w:p>
       </w:sdtContent>
     </w:sdt>
-    <w:bookmarkStart w:id="30" w:name="introduction"/>
+    <w:bookmarkStart w:id="19" w:name="introduction"/>
     <w:p>
       <w:pPr>
         <w:pStyle w:val="Heading2"/>
@@ -69,7 +69,7 @@
         <w:t xml:space="preserve">In any classification problem, the goal is to build a model that accurately predicts labels or classes from input data. Once the model is built, it is important to evaluate its performance using a variety of metrics. Some of the most commonly used metrics are the confusion matrix, accuracy, precision, recall, F1 score, and ROC-AUC curve. This post will explain each metric and show how to compute them using real data in Python.</w:t>
       </w:r>
     </w:p>
-    <w:bookmarkStart w:id="23" w:name="confusion-matrix"/>
+    <w:bookmarkStart w:id="12" w:name="confusion-matrix"/>
     <w:p>
       <w:pPr>
         <w:pStyle w:val="Heading3"/>
@@ -3681,18 +3681,18 @@
           <wp:inline>
             <wp:extent cx="5334000" cy="3448100"/>
             <wp:effectExtent b="0" l="0" r="0" t="0"/>
-            <wp:docPr descr="" title="" id="21" name="Picture"/>
+            <wp:docPr descr="" title="" id="10" name="Picture"/>
             <a:graphic>
               <a:graphicData uri="http://schemas.openxmlformats.org/drawingml/2006/picture">
                 <pic:pic>
                   <pic:nvPicPr>
-                    <pic:cNvPr descr="index_files/figure-docx/cell-2-output-1.png" id="22" name="Picture"/>
+                    <pic:cNvPr descr="index_files/figure-docx/cell-2-output-1.png" id="11" name="Picture"/>
                     <pic:cNvPicPr>
                       <a:picLocks noChangeArrowheads="1" noChangeAspect="1"/>
                     </pic:cNvPicPr>
                   </pic:nvPicPr>
                   <pic:blipFill>
-                    <a:blip r:embed="rId20"/>
+                    <a:blip r:embed="rId9"/>
                     <a:stretch>
                       <a:fillRect/>
                     </a:stretch>
@@ -3795,8 +3795,8 @@
         <w:t xml:space="preserve">: The model incorrectly predicted the negative class (also known as a Type II error).</w:t>
       </w:r>
     </w:p>
-    <w:bookmarkEnd w:id="23"/>
-    <w:bookmarkStart w:id="24" w:name="accuracy"/>
+    <w:bookmarkEnd w:id="12"/>
+    <w:bookmarkStart w:id="13" w:name="accuracy"/>
     <w:p>
       <w:pPr>
         <w:pStyle w:val="Heading3"/>
@@ -3915,8 +3915,8 @@
         <w:t xml:space="preserve">It is one of the most intuitive metrics, but it can be misleading if the classes are imbalanced.</w:t>
       </w:r>
     </w:p>
-    <w:bookmarkEnd w:id="24"/>
-    <w:bookmarkStart w:id="25" w:name="precision-positive-predictive-value"/>
+    <w:bookmarkEnd w:id="13"/>
+    <w:bookmarkStart w:id="14" w:name="precision-positive-predictive-value"/>
     <w:p>
       <w:pPr>
         <w:pStyle w:val="Heading3"/>
@@ -3999,8 +3999,8 @@
         <w:t xml:space="preserve">It is useful when the cost of a false positive is high, such as in fraud detection.</w:t>
       </w:r>
     </w:p>
-    <w:bookmarkEnd w:id="25"/>
-    <w:bookmarkStart w:id="26" w:name="recall-sensitivity-or-true-positive-rate"/>
+    <w:bookmarkEnd w:id="14"/>
+    <w:bookmarkStart w:id="15" w:name="recall-sensitivity-or-true-positive-rate"/>
     <w:p>
       <w:pPr>
         <w:pStyle w:val="Heading3"/>
@@ -4083,8 +4083,8 @@
         <w:t xml:space="preserve">It is important in cases where missing a positive is more costly, like in medical diagnoses.</w:t>
       </w:r>
     </w:p>
-    <w:bookmarkEnd w:id="26"/>
-    <w:bookmarkStart w:id="27" w:name="f1-score"/>
+    <w:bookmarkEnd w:id="15"/>
+    <w:bookmarkStart w:id="16" w:name="f1-score"/>
     <w:p>
       <w:pPr>
         <w:pStyle w:val="Heading3"/>
@@ -4184,8 +4184,8 @@
         </m:oMath>
       </m:oMathPara>
     </w:p>
-    <w:bookmarkEnd w:id="27"/>
-    <w:bookmarkStart w:id="28" w:name="X280f73ed0b9712cae60a3e5d34e6e32b292d31f"/>
+    <w:bookmarkEnd w:id="16"/>
+    <w:bookmarkStart w:id="17" w:name="X280f73ed0b9712cae60a3e5d34e6e32b292d31f"/>
     <w:p>
       <w:pPr>
         <w:pStyle w:val="Heading3"/>
@@ -4202,8 +4202,8 @@
         <w:t xml:space="preserve">The ROC-AUC curve helps visualize the performance of a classification model by plotting the true positive rate (recall) against the false positive rate (1 - specificity) at various threshold settings. The AUC (Area Under the Curve) gives a single number that summarizes the performance. A model with an AUC of 1 is perfect, while a model with an AUC of 0.5 is as good as random guessing.</w:t>
       </w:r>
     </w:p>
-    <w:bookmarkEnd w:id="28"/>
-    <w:bookmarkStart w:id="29" w:name="summary-of-the-metrices"/>
+    <w:bookmarkEnd w:id="17"/>
+    <w:bookmarkStart w:id="18" w:name="summary-of-the-metrices"/>
     <w:p>
       <w:pPr>
         <w:pStyle w:val="Heading3"/>
@@ -4303,6 +4303,9 @@
                 </m:den>
               </m:f>
             </m:oMath>
+            <w:r>
+              <w:t xml:space="preserve">​</w:t>
+            </w:r>
           </w:p>
         </w:tc>
       </w:tr>
@@ -4359,6 +4362,9 @@
                 </m:den>
               </m:f>
             </m:oMath>
+            <w:r>
+              <w:t xml:space="preserve">​</w:t>
+            </w:r>
           </w:p>
         </w:tc>
       </w:tr>
@@ -4415,6 +4421,9 @@
                 </m:den>
               </m:f>
             </m:oMath>
+            <w:r>
+              <w:t xml:space="preserve">​</w:t>
+            </w:r>
           </w:p>
         </w:tc>
       </w:tr>
@@ -4471,6 +4480,9 @@
                 </m:den>
               </m:f>
             </m:oMath>
+            <w:r>
+              <w:t xml:space="preserve">​</w:t>
+            </w:r>
           </w:p>
         </w:tc>
       </w:tr>
@@ -4527,6 +4539,9 @@
                 </m:den>
               </m:f>
             </m:oMath>
+            <w:r>
+              <w:t xml:space="preserve">​</w:t>
+            </w:r>
           </w:p>
         </w:tc>
       </w:tr>
@@ -4619,6 +4634,9 @@
                 </m:den>
               </m:f>
             </m:oMath>
+            <w:r>
+              <w:t xml:space="preserve">​</w:t>
+            </w:r>
           </w:p>
         </w:tc>
       </w:tr>
@@ -4711,6 +4729,9 @@
                 </m:den>
               </m:f>
             </m:oMath>
+            <w:r>
+              <w:t xml:space="preserve">​</w:t>
+            </w:r>
           </w:p>
         </w:tc>
       </w:tr>
@@ -4722,9 +4743,9 @@
         </w:pict>
       </w:r>
     </w:p>
-    <w:bookmarkEnd w:id="29"/>
-    <w:bookmarkEnd w:id="30"/>
-    <w:bookmarkStart w:id="47" w:name="example-in-python"/>
+    <w:bookmarkEnd w:id="18"/>
+    <w:bookmarkEnd w:id="19"/>
+    <w:bookmarkStart w:id="36" w:name="example-in-python"/>
     <w:p>
       <w:pPr>
         <w:pStyle w:val="Heading2"/>
@@ -4748,18 +4769,18 @@
           <wp:inline>
             <wp:extent cx="5334000" cy="4445000"/>
             <wp:effectExtent b="0" l="0" r="0" t="0"/>
-            <wp:docPr descr="Confusion matrix" title="" id="32" name="Picture"/>
+            <wp:docPr descr="Confusion matrix" title="" id="21" name="Picture"/>
             <a:graphic>
               <a:graphicData uri="http://schemas.openxmlformats.org/drawingml/2006/picture">
                 <pic:pic>
                   <pic:nvPicPr>
-                    <pic:cNvPr descr="../../posts/classificationmetrics/confmat1.png" id="33" name="Picture"/>
+                    <pic:cNvPr descr="../../posts/classificationmetrics/confmat1.png" id="22" name="Picture"/>
                     <pic:cNvPicPr>
                       <a:picLocks noChangeArrowheads="1" noChangeAspect="1"/>
                     </pic:cNvPicPr>
                   </pic:nvPicPr>
                   <pic:blipFill>
-                    <a:blip r:embed="rId31"/>
+                    <a:blip r:embed="rId20"/>
                     <a:stretch>
                       <a:fillRect/>
                     </a:stretch>
@@ -5573,18 +5594,18 @@
           <wp:inline>
             <wp:extent cx="5334000" cy="3869088"/>
             <wp:effectExtent b="0" l="0" r="0" t="0"/>
-            <wp:docPr descr="" title="" id="35" name="Picture"/>
+            <wp:docPr descr="" title="" id="24" name="Picture"/>
             <a:graphic>
               <a:graphicData uri="http://schemas.openxmlformats.org/drawingml/2006/picture">
                 <pic:pic>
                   <pic:nvPicPr>
-                    <pic:cNvPr descr="index_files/figure-docx/cell-3-output-1.png" id="36" name="Picture"/>
+                    <pic:cNvPr descr="index_files/figure-docx/cell-3-output-1.png" id="25" name="Picture"/>
                     <pic:cNvPicPr>
                       <a:picLocks noChangeArrowheads="1" noChangeAspect="1"/>
                     </pic:cNvPicPr>
                   </pic:nvPicPr>
                   <pic:blipFill>
-                    <a:blip r:embed="rId34"/>
+                    <a:blip r:embed="rId23"/>
                     <a:stretch>
                       <a:fillRect/>
                     </a:stretch>
@@ -7126,18 +7147,18 @@
           <wp:inline>
             <wp:extent cx="5334000" cy="3612316"/>
             <wp:effectExtent b="0" l="0" r="0" t="0"/>
-            <wp:docPr descr="" title="" id="38" name="Picture"/>
+            <wp:docPr descr="" title="" id="27" name="Picture"/>
             <a:graphic>
               <a:graphicData uri="http://schemas.openxmlformats.org/drawingml/2006/picture">
                 <pic:pic>
                   <pic:nvPicPr>
-                    <pic:cNvPr descr="index_files/figure-docx/cell-5-output-1.png" id="39" name="Picture"/>
+                    <pic:cNvPr descr="index_files/figure-docx/cell-5-output-1.png" id="28" name="Picture"/>
                     <pic:cNvPicPr>
                       <a:picLocks noChangeArrowheads="1" noChangeAspect="1"/>
                     </pic:cNvPicPr>
                   </pic:nvPicPr>
                   <pic:blipFill>
-                    <a:blip r:embed="rId37"/>
+                    <a:blip r:embed="rId26"/>
                     <a:stretch>
                       <a:fillRect/>
                     </a:stretch>
@@ -7978,18 +7999,18 @@
           <wp:inline>
             <wp:extent cx="5334000" cy="3612316"/>
             <wp:effectExtent b="0" l="0" r="0" t="0"/>
-            <wp:docPr descr="" title="" id="41" name="Picture"/>
+            <wp:docPr descr="" title="" id="30" name="Picture"/>
             <a:graphic>
               <a:graphicData uri="http://schemas.openxmlformats.org/drawingml/2006/picture">
                 <pic:pic>
                   <pic:nvPicPr>
-                    <pic:cNvPr descr="index_files/figure-docx/cell-6-output-1.png" id="42" name="Picture"/>
+                    <pic:cNvPr descr="index_files/figure-docx/cell-6-output-1.png" id="31" name="Picture"/>
                     <pic:cNvPicPr>
                       <a:picLocks noChangeArrowheads="1" noChangeAspect="1"/>
                     </pic:cNvPicPr>
                   </pic:nvPicPr>
                   <pic:blipFill>
-                    <a:blip r:embed="rId40"/>
+                    <a:blip r:embed="rId29"/>
                     <a:stretch>
                       <a:fillRect/>
                     </a:stretch>
@@ -8539,18 +8560,18 @@
           <wp:inline>
             <wp:extent cx="5334000" cy="3612316"/>
             <wp:effectExtent b="0" l="0" r="0" t="0"/>
-            <wp:docPr descr="" title="" id="44" name="Picture"/>
+            <wp:docPr descr="" title="" id="33" name="Picture"/>
             <a:graphic>
               <a:graphicData uri="http://schemas.openxmlformats.org/drawingml/2006/picture">
                 <pic:pic>
                   <pic:nvPicPr>
-                    <pic:cNvPr descr="index_files/figure-docx/cell-7-output-1.png" id="45" name="Picture"/>
+                    <pic:cNvPr descr="index_files/figure-docx/cell-7-output-1.png" id="34" name="Picture"/>
                     <pic:cNvPicPr>
                       <a:picLocks noChangeArrowheads="1" noChangeAspect="1"/>
                     </pic:cNvPicPr>
                   </pic:nvPicPr>
                   <pic:blipFill>
-                    <a:blip r:embed="rId43"/>
+                    <a:blip r:embed="rId32"/>
                     <a:stretch>
                       <a:fillRect/>
                     </a:stretch>
@@ -8577,7 +8598,7 @@
         </w:drawing>
       </w:r>
     </w:p>
-    <w:bookmarkStart w:id="46" w:name="explanation-of-results"/>
+    <w:bookmarkStart w:id="35" w:name="explanation-of-results"/>
     <w:p>
       <w:pPr>
         <w:pStyle w:val="Heading3"/>
@@ -8694,9 +8715,9 @@
         <w:t xml:space="preserve">: The ROC curve gives a visualization of the trade-off between sensitivity and specificity. The AUC gives a single number summarizing the overall ability of the model to distinguish between classes.</w:t>
       </w:r>
     </w:p>
-    <w:bookmarkEnd w:id="46"/>
-    <w:bookmarkEnd w:id="47"/>
-    <w:bookmarkStart w:id="48" w:name="when-to-use-each-metric"/>
+    <w:bookmarkEnd w:id="35"/>
+    <w:bookmarkEnd w:id="36"/>
+    <w:bookmarkStart w:id="37" w:name="when-to-use-each-metric"/>
     <w:p>
       <w:pPr>
         <w:pStyle w:val="Heading2"/>
@@ -8803,8 +8824,8 @@
         <w:t xml:space="preserve">: Useful for evaluating how well your model separates the two classes across various thresholds. Works well when you want an overall measure of performance.</w:t>
       </w:r>
     </w:p>
-    <w:bookmarkEnd w:id="48"/>
-    <w:bookmarkStart w:id="49" w:name="threshold-tuning-and-decision-making"/>
+    <w:bookmarkEnd w:id="37"/>
+    <w:bookmarkStart w:id="38" w:name="threshold-tuning-and-decision-making"/>
     <w:p>
       <w:pPr>
         <w:pStyle w:val="Heading2"/>
@@ -9180,8 +9201,8 @@
         <w:t xml:space="preserve">This shows that the default threshold isn’t set in stone, and adjusting it can significantly affect precision, recall, and other metrics.</w:t>
       </w:r>
     </w:p>
-    <w:bookmarkEnd w:id="49"/>
-    <w:bookmarkStart w:id="50" w:name="X2970d59bac1ad5da707ac382a37238abc6459d3"/>
+    <w:bookmarkEnd w:id="38"/>
+    <w:bookmarkStart w:id="39" w:name="X2970d59bac1ad5da707ac382a37238abc6459d3"/>
     <w:p>
       <w:pPr>
         <w:pStyle w:val="Heading2"/>
@@ -9656,8 +9677,8 @@
         <w:t xml:space="preserve">This demonstrates the effect of handling class imbalance on model performance.</w:t>
       </w:r>
     </w:p>
-    <w:bookmarkEnd w:id="50"/>
-    <w:bookmarkStart w:id="54" w:name="precision-recall-curve"/>
+    <w:bookmarkEnd w:id="39"/>
+    <w:bookmarkStart w:id="43" w:name="precision-recall-curve"/>
     <w:p>
       <w:pPr>
         <w:pStyle w:val="Heading2"/>
@@ -9959,18 +9980,18 @@
           <wp:inline>
             <wp:extent cx="5334000" cy="3569248"/>
             <wp:effectExtent b="0" l="0" r="0" t="0"/>
-            <wp:docPr descr="" title="" id="52" name="Picture"/>
+            <wp:docPr descr="" title="" id="41" name="Picture"/>
             <a:graphic>
               <a:graphicData uri="http://schemas.openxmlformats.org/drawingml/2006/picture">
                 <pic:pic>
                   <pic:nvPicPr>
-                    <pic:cNvPr descr="index_files/figure-docx/cell-10-output-1.png" id="53" name="Picture"/>
+                    <pic:cNvPr descr="index_files/figure-docx/cell-10-output-1.png" id="42" name="Picture"/>
                     <pic:cNvPicPr>
                       <a:picLocks noChangeArrowheads="1" noChangeAspect="1"/>
                     </pic:cNvPicPr>
                   </pic:nvPicPr>
                   <pic:blipFill>
-                    <a:blip r:embed="rId51"/>
+                    <a:blip r:embed="rId40"/>
                     <a:stretch>
                       <a:fillRect/>
                     </a:stretch>
@@ -10005,8 +10026,8 @@
         <w:t xml:space="preserve">The PR curve shows how precision and recall change with different classification thresholds.</w:t>
       </w:r>
     </w:p>
-    <w:bookmarkEnd w:id="54"/>
-    <w:bookmarkStart w:id="55" w:name="X12bf4a97a91e6fcf26035ba16e27de5be7012d7"/>
+    <w:bookmarkEnd w:id="43"/>
+    <w:bookmarkStart w:id="44" w:name="X12bf4a97a91e6fcf26035ba16e27de5be7012d7"/>
     <w:p>
       <w:pPr>
         <w:pStyle w:val="Heading2"/>
@@ -10268,8 +10289,8 @@
         <w:t xml:space="preserve">MCC: 0.9372</w:t>
       </w:r>
     </w:p>
-    <w:bookmarkEnd w:id="55"/>
-    <w:bookmarkStart w:id="60" w:name="references"/>
+    <w:bookmarkEnd w:id="44"/>
+    <w:bookmarkStart w:id="49" w:name="references"/>
     <w:p>
       <w:pPr>
         <w:pStyle w:val="Heading2"/>
@@ -10286,7 +10307,7 @@
           <w:numId w:val="1005"/>
         </w:numPr>
       </w:pPr>
-      <w:hyperlink r:id="rId56">
+      <w:hyperlink r:id="rId45">
         <w:r>
           <w:rPr>
             <w:rStyle w:val="Hyperlink"/>
@@ -10303,7 +10324,7 @@
           <w:numId w:val="1005"/>
         </w:numPr>
       </w:pPr>
-      <w:hyperlink r:id="rId57">
+      <w:hyperlink r:id="rId46">
         <w:r>
           <w:rPr>
             <w:rStyle w:val="Hyperlink"/>
@@ -10337,7 +10358,7 @@
           <w:numId w:val="1005"/>
         </w:numPr>
       </w:pPr>
-      <w:hyperlink r:id="rId58">
+      <w:hyperlink r:id="rId47">
         <w:r>
           <w:rPr>
             <w:rStyle w:val="Hyperlink"/>
@@ -10423,8 +10444,8 @@
         <w:t xml:space="preserve"> </w:t>
       </w:r>
     </w:p>
-    <w:bookmarkStart w:id="59" w:name="fb-root"/>
-    <w:bookmarkEnd w:id="59"/>
+    <w:bookmarkStart w:id="48" w:name="fb-root"/>
+    <w:bookmarkEnd w:id="48"/>
     <w:p>
       <w:r>
         <w:pict>
@@ -10444,7 +10465,7 @@
         <w:t xml:space="preserve">You may also like</w:t>
       </w:r>
     </w:p>
-    <w:bookmarkEnd w:id="60"/>
+    <w:bookmarkEnd w:id="49"/>
     <w:sectPr>
       <w:footnotePr>
         <w:numRestart w:val="eachSect"/>
@@ -10796,10 +10817,10 @@
   <w:docDefaults>
     <w:rPrDefault>
       <w:rPr>
-        <w:rFonts w:asciiTheme="minorHAnsi" w:cstheme="minorBidi" w:eastAsiaTheme="minorHAnsi" w:hAnsiTheme="minorHAnsi"/>
+        <w:rFonts w:asciiTheme="minorHAnsi" w:cstheme="minorBidi" w:eastAsiaTheme="minorEastAsia" w:hAnsiTheme="minorHAnsi"/>
         <w:sz w:val="24"/>
         <w:szCs w:val="24"/>
-        <w:lang w:bidi="ar-SA" w:eastAsia="en-US" w:val="en-US"/>
+        <w:lang w:bidi="ar-SA" w:eastAsia="zh-CN" w:val="en-US"/>
       </w:rPr>
     </w:rPrDefault>
     <w:pPrDefault>
@@ -11340,13 +11361,6 @@
       </w:tblCellMar>
     </w:tblPr>
     <w:tblStylePr w:type="firstRow">
-      <w:tblPr>
-        <w:jc w:val="left"/>
-        <w:tblInd w:type="dxa" w:w="0"/>
-      </w:tblPr>
-      <w:trPr>
-        <w:jc w:val="left"/>
-      </w:trPr>
       <w:tcPr>
         <w:tcBorders>
           <w:bottom w:val="single"/>

--- a/posts/classificationmetrics/index.docx
+++ b/posts/classificationmetrics/index.docx
@@ -10290,7 +10290,7 @@
       </w:r>
     </w:p>
     <w:bookmarkEnd w:id="44"/>
-    <w:bookmarkStart w:id="49" w:name="references"/>
+    <w:bookmarkStart w:id="48" w:name="references"/>
     <w:p>
       <w:pPr>
         <w:pStyle w:val="Heading2"/>
@@ -10394,59 +10394,6 @@
       </w:hyperlink>
     </w:p>
     <w:p>
-      <w:pPr>
-        <w:pStyle w:val="FirstParagraph"/>
-      </w:pPr>
-      <w:r>
-        <w:rPr>
-          <w:b/>
-          <w:bCs/>
-        </w:rPr>
-        <w:t xml:space="preserve">Share on</w:t>
-      </w:r>
-    </w:p>
-    <w:p>
-      <w:pPr>
-        <w:pStyle w:val="BodyText"/>
-      </w:pPr>
-    </w:p>
-    <w:p>
-      <w:pPr>
-        <w:pStyle w:val="BodyText"/>
-      </w:pPr>
-      <w:r>
-        <w:t xml:space="preserve"> </w:t>
-      </w:r>
-    </w:p>
-    <w:p>
-      <w:pPr>
-        <w:pStyle w:val="BodyText"/>
-      </w:pPr>
-    </w:p>
-    <w:p>
-      <w:pPr>
-        <w:pStyle w:val="BodyText"/>
-      </w:pPr>
-      <w:r>
-        <w:t xml:space="preserve"> </w:t>
-      </w:r>
-    </w:p>
-    <w:p>
-      <w:pPr>
-        <w:pStyle w:val="BodyText"/>
-      </w:pPr>
-    </w:p>
-    <w:p>
-      <w:pPr>
-        <w:pStyle w:val="BodyText"/>
-      </w:pPr>
-      <w:r>
-        <w:t xml:space="preserve"> </w:t>
-      </w:r>
-    </w:p>
-    <w:bookmarkStart w:id="48" w:name="fb-root"/>
-    <w:bookmarkEnd w:id="48"/>
-    <w:p>
       <w:r>
         <w:pict>
           <v:rect style="width:0;height:1.5pt" o:hralign="center" o:hrstd="t" o:hr="t"/>
@@ -10465,7 +10412,7 @@
         <w:t xml:space="preserve">You may also like</w:t>
       </w:r>
     </w:p>
-    <w:bookmarkEnd w:id="49"/>
+    <w:bookmarkEnd w:id="48"/>
     <w:sectPr>
       <w:footnotePr>
         <w:numRestart w:val="eachSect"/>
